--- a/templates/报告模板.docx
+++ b/templates/报告模板.docx
@@ -164,7 +164,7 @@
               </w:rPr>
             </w:pPr>
             <w:r>
-              <w:t>{{ g.company_name }}</w:t>
+              <w:t>{{ date.公司名 }}</w:t>
             </w:r>
           </w:p>
         </w:tc>
@@ -226,7 +226,7 @@
               </w:rPr>
             </w:pPr>
             <w:r>
-              <w:t>{{ g.credit_code }}</w:t>
+              <w:t>{{ date.信用代码 }}</w:t>
             </w:r>
           </w:p>
         </w:tc>
@@ -288,7 +288,7 @@
               </w:rPr>
             </w:pPr>
             <w:r>
-              <w:t>{{ g.registered_address }}</w:t>
+              <w:t>{{ date.注册地址 }}</w:t>
             </w:r>
           </w:p>
         </w:tc>
@@ -350,7 +350,7 @@
               </w:rPr>
             </w:pPr>
             <w:r>
-              <w:t>{{ g.legal_representative }}</w:t>
+              <w:t>{{ date.法定代表人 }}</w:t>
             </w:r>
           </w:p>
         </w:tc>
@@ -412,7 +412,7 @@
               </w:rPr>
             </w:pPr>
             <w:r>
-              <w:t>{{ g.company_type }}</w:t>
+              <w:t>{{ date.公司类型 }}</w:t>
             </w:r>
           </w:p>
         </w:tc>
@@ -474,7 +474,7 @@
               </w:rPr>
             </w:pPr>
             <w:r>
-              <w:t>{{ g.registered_capital }}</w:t>
+              <w:t>{{ date.注册资本 }}</w:t>
             </w:r>
           </w:p>
         </w:tc>
@@ -536,7 +536,7 @@
               </w:rPr>
             </w:pPr>
             <w:r>
-              <w:t>{{ g.business_scope }}</w:t>
+              <w:t>{{ date.经营范围 }}</w:t>
             </w:r>
           </w:p>
         </w:tc>
@@ -598,7 +598,7 @@
               </w:rPr>
             </w:pPr>
             <w:r>
-              <w:t>{{ g.established_date }}</w:t>
+              <w:t>{{ date.成立日期 }}</w:t>
             </w:r>
           </w:p>
         </w:tc>
@@ -660,7 +660,7 @@
               </w:rPr>
             </w:pPr>
             <w:r>
-              <w:t>{{ g.operating_period }}</w:t>
+              <w:t>{{ date.经营期限 }}</w:t>
             </w:r>
           </w:p>
         </w:tc>
@@ -1013,7 +1013,7 @@
               </w:rPr>
             </w:pPr>
             <w:r>
-              <w:t>{%tr for sh in data.shareholders %}</w:t>
+              <w:t>{%tr for sh in form.股东出资 %}</w:t>
             </w:r>
           </w:p>
         </w:tc>
@@ -1109,7 +1109,7 @@
           </w:tcPr>
           <w:p>
             <w:r>
-              <w:t>{{ sh.shareholder_name }}</w:t>
+              <w:t>{{ sh.股东 }}</w:t>
             </w:r>
           </w:p>
         </w:tc>
@@ -1119,7 +1119,7 @@
           </w:tcPr>
           <w:p>
             <w:r>
-              <w:t>{{ sh.subscribed_amount }}</w:t>
+              <w:t>{{ sh.认缴金额 }}</w:t>
             </w:r>
           </w:p>
         </w:tc>
@@ -1129,7 +1129,7 @@
           </w:tcPr>
           <w:p>
             <w:r>
-              <w:t>{{ sh.subscribed_ratio }}</w:t>
+              <w:t>{{ sh.认缴比例 }}</w:t>
             </w:r>
           </w:p>
         </w:tc>
@@ -1139,7 +1139,7 @@
           </w:tcPr>
           <w:p>
             <w:r>
-              <w:t>{{ sh.paid_amount }}</w:t>
+              <w:t>{{ sh.实缴金额 }}</w:t>
             </w:r>
           </w:p>
         </w:tc>
@@ -1149,7 +1149,7 @@
           </w:tcPr>
           <w:p>
             <w:r>
-              <w:t>{{ sh.paid_ratio }}</w:t>
+              <w:t>{{ sh.实缴比例 }}</w:t>
             </w:r>
           </w:p>
         </w:tc>
@@ -1301,7 +1301,7 @@
           </w:tcPr>
           <w:p>
             <w:r>
-              <w:t>{%tr for si in data.shareholder_info %}</w:t>
+              <w:t>{%tr for si in form.股东信息 %}</w:t>
             </w:r>
           </w:p>
         </w:tc>
@@ -1319,7 +1319,7 @@
           </w:tcPr>
           <w:p>
             <w:r>
-              <w:t>{{ si.no }}</w:t>
+              <w:t>{{ si.序号 }}</w:t>
             </w:r>
           </w:p>
         </w:tc>
@@ -1329,7 +1329,7 @@
           </w:tcPr>
           <w:p>
             <w:r>
-              <w:t>{{ si.detail }}</w:t>
+              <w:t>{{ si.详情 }}</w:t>
             </w:r>
           </w:p>
         </w:tc>

--- a/templates/报告模板.docx
+++ b/templates/报告模板.docx
@@ -164,7 +164,7 @@
               </w:rPr>
             </w:pPr>
             <w:r>
-              <w:t>{{ date.公司名 }}</w:t>
+              <w:t>{{ date.全局信息.公司名 }}</w:t>
             </w:r>
           </w:p>
         </w:tc>
@@ -226,7 +226,7 @@
               </w:rPr>
             </w:pPr>
             <w:r>
-              <w:t>{{ date.信用代码 }}</w:t>
+              <w:t>{{ date.基本情况.信用代码 }}</w:t>
             </w:r>
           </w:p>
         </w:tc>
@@ -288,7 +288,7 @@
               </w:rPr>
             </w:pPr>
             <w:r>
-              <w:t>{{ date.注册地址 }}</w:t>
+              <w:t>{{ date.基本情况.注册地址 }}</w:t>
             </w:r>
           </w:p>
         </w:tc>
@@ -350,7 +350,7 @@
               </w:rPr>
             </w:pPr>
             <w:r>
-              <w:t>{{ date.法定代表人 }}</w:t>
+              <w:t>{{ date.基本情况.法定代表人 }}</w:t>
             </w:r>
           </w:p>
         </w:tc>
@@ -412,7 +412,7 @@
               </w:rPr>
             </w:pPr>
             <w:r>
-              <w:t>{{ date.公司类型 }}</w:t>
+              <w:t>{{ date.基本情况.公司类型 }}</w:t>
             </w:r>
           </w:p>
         </w:tc>
@@ -474,7 +474,7 @@
               </w:rPr>
             </w:pPr>
             <w:r>
-              <w:t>{{ date.注册资本 }}</w:t>
+              <w:t>{{ date.基本情况.注册资本 }}</w:t>
             </w:r>
           </w:p>
         </w:tc>
@@ -536,7 +536,7 @@
               </w:rPr>
             </w:pPr>
             <w:r>
-              <w:t>{{ date.经营范围 }}</w:t>
+              <w:t>{{ date.基本情况.经营范围 }}</w:t>
             </w:r>
           </w:p>
         </w:tc>
@@ -598,7 +598,7 @@
               </w:rPr>
             </w:pPr>
             <w:r>
-              <w:t>{{ date.成立日期 }}</w:t>
+              <w:t>{{ date.基本情况.成立日期 }}</w:t>
             </w:r>
           </w:p>
         </w:tc>
@@ -660,7 +660,7 @@
               </w:rPr>
             </w:pPr>
             <w:r>
-              <w:t>{{ date.经营期限 }}</w:t>
+              <w:t>{{ date.基本情况.经营期限 }}</w:t>
             </w:r>
           </w:p>
         </w:tc>
@@ -1289,7 +1289,7 @@
               </w:rPr>
             </w:pPr>
             <w:r>
-              <w:t>股东名称</w:t>
+              <w:t>职务</w:t>
             </w:r>
           </w:p>
         </w:tc>
@@ -1329,7 +1329,7 @@
           </w:tcPr>
           <w:p>
             <w:r>
-              <w:t>{{ si.详情 }}</w:t>
+              <w:t>{{ si.职务 }}</w:t>
             </w:r>
           </w:p>
         </w:tc>
@@ -1360,6 +1360,134 @@
         </w:rPr>
       </w:pPr>
     </w:p>
+    <w:p>
+      <w:r>
+        <w:t>投资明细表</w:t>
+      </w:r>
+    </w:p>
+    <w:tbl>
+      <w:tblPr>
+        <w:tblW w:type="auto" w:w="0"/>
+        <w:tblLook w:firstColumn="1" w:firstRow="1" w:lastColumn="0" w:lastRow="0" w:noHBand="0" w:noVBand="1" w:val="04A0"/>
+      </w:tblPr>
+      <w:tblGrid>
+        <w:gridCol w:w="2769"/>
+        <w:gridCol w:w="2769"/>
+        <w:gridCol w:w="2769"/>
+      </w:tblGrid>
+      <w:tr>
+        <w:tc>
+          <w:tcPr>
+            <w:tcW w:type="dxa" w:w="2769"/>
+          </w:tcPr>
+          <w:p>
+            <w:r>
+              <w:t>项目</w:t>
+            </w:r>
+          </w:p>
+        </w:tc>
+        <w:tc>
+          <w:tcPr>
+            <w:tcW w:type="dxa" w:w="2769"/>
+          </w:tcPr>
+          <w:p>
+            <w:r>
+              <w:t>金额</w:t>
+            </w:r>
+          </w:p>
+        </w:tc>
+        <w:tc>
+          <w:tcPr>
+            <w:tcW w:type="dxa" w:w="2769"/>
+          </w:tcPr>
+          <w:p>
+            <w:r>
+              <w:t>比例</w:t>
+            </w:r>
+          </w:p>
+        </w:tc>
+      </w:tr>
+      <w:tr>
+        <w:tc>
+          <w:tcPr>
+            <w:tcW w:type="dxa" w:w="2769"/>
+          </w:tcPr>
+          <w:p>
+            <w:r>
+              <w:t>{%tr for inv in form.投资明细 %}</w:t>
+            </w:r>
+          </w:p>
+        </w:tc>
+        <w:tc>
+          <w:tcPr>
+            <w:tcW w:type="dxa" w:w="2769"/>
+          </w:tcPr>
+          <w:p/>
+        </w:tc>
+        <w:tc>
+          <w:tcPr>
+            <w:tcW w:type="dxa" w:w="2769"/>
+          </w:tcPr>
+          <w:p/>
+        </w:tc>
+      </w:tr>
+      <w:tr>
+        <w:tc>
+          <w:tcPr>
+            <w:tcW w:type="dxa" w:w="2769"/>
+          </w:tcPr>
+          <w:p>
+            <w:r>
+              <w:t>{{ inv.项目 }}</w:t>
+            </w:r>
+          </w:p>
+        </w:tc>
+        <w:tc>
+          <w:tcPr>
+            <w:tcW w:type="dxa" w:w="2769"/>
+          </w:tcPr>
+          <w:p>
+            <w:r>
+              <w:t>{{ inv.金额 }}</w:t>
+            </w:r>
+          </w:p>
+        </w:tc>
+        <w:tc>
+          <w:tcPr>
+            <w:tcW w:type="dxa" w:w="2769"/>
+          </w:tcPr>
+          <w:p>
+            <w:r>
+              <w:t>{{ inv.比例 }}</w:t>
+            </w:r>
+          </w:p>
+        </w:tc>
+      </w:tr>
+      <w:tr>
+        <w:tc>
+          <w:tcPr>
+            <w:tcW w:type="dxa" w:w="2769"/>
+          </w:tcPr>
+          <w:p>
+            <w:r>
+              <w:t>{%tr endfor %}</w:t>
+            </w:r>
+          </w:p>
+        </w:tc>
+        <w:tc>
+          <w:tcPr>
+            <w:tcW w:type="dxa" w:w="2769"/>
+          </w:tcPr>
+          <w:p/>
+        </w:tc>
+        <w:tc>
+          <w:tcPr>
+            <w:tcW w:type="dxa" w:w="2769"/>
+          </w:tcPr>
+          <w:p/>
+        </w:tc>
+      </w:tr>
+    </w:tbl>
     <w:sectPr>
       <w:pgSz w:w="11906" w:h="16838"/>
       <w:pgMar w:top="1440" w:right="1800" w:bottom="1440" w:left="1800" w:header="851" w:footer="992" w:gutter="0"/>

--- a/templates/报告模板.docx
+++ b/templates/报告模板.docx
@@ -991,115 +991,39 @@
         </w:tc>
       </w:tr>
       <w:tr>
-        <w:trPr>
-          <w:trHeight w:val="340"/>
-        </w:trPr>
-        <w:tc>
-          <w:tcPr>
-            <w:tcW w:w="1749" w:type="pct"/>
-            <w:vAlign w:val="center"/>
-          </w:tcPr>
-          <w:p>
-            <w:pPr>
-              <w:tabs>
-                <w:tab w:val="left" w:pos="196"/>
-                <w:tab w:val="left" w:pos="426"/>
-              </w:tabs>
-              <w:snapToGrid w:val="0"/>
-              <w:spacing w:line="240" w:lineRule="auto"/>
-              <w:rPr>
-                <w:sz w:val="18"/>
-                <w:szCs w:val="18"/>
-              </w:rPr>
-            </w:pPr>
-            <w:r>
-              <w:t>{%tr for sh in form.股东出资 %}</w:t>
-            </w:r>
-          </w:p>
-        </w:tc>
-        <w:tc>
-          <w:tcPr>
-            <w:tcW w:w="812" w:type="pct"/>
-            <w:vAlign w:val="center"/>
-          </w:tcPr>
-          <w:p>
-            <w:pPr>
-              <w:tabs>
-                <w:tab w:val="left" w:pos="196"/>
-                <w:tab w:val="left" w:pos="426"/>
-              </w:tabs>
-              <w:snapToGrid w:val="0"/>
-              <w:spacing w:line="240" w:lineRule="auto"/>
-              <w:jc w:val="right"/>
-              <w:rPr>
-                <w:sz w:val="18"/>
-                <w:szCs w:val="18"/>
-              </w:rPr>
-            </w:pPr>
-          </w:p>
-        </w:tc>
-        <w:tc>
-          <w:tcPr>
-            <w:tcW w:w="813" w:type="pct"/>
-            <w:vAlign w:val="center"/>
-          </w:tcPr>
-          <w:p>
-            <w:pPr>
-              <w:tabs>
-                <w:tab w:val="left" w:pos="196"/>
-                <w:tab w:val="left" w:pos="426"/>
-              </w:tabs>
-              <w:snapToGrid w:val="0"/>
-              <w:spacing w:line="240" w:lineRule="auto"/>
-              <w:jc w:val="right"/>
-              <w:rPr>
-                <w:sz w:val="18"/>
-                <w:szCs w:val="18"/>
-              </w:rPr>
-            </w:pPr>
-          </w:p>
-        </w:tc>
-        <w:tc>
-          <w:tcPr>
-            <w:tcW w:w="812" w:type="pct"/>
-            <w:vAlign w:val="center"/>
-          </w:tcPr>
-          <w:p>
-            <w:pPr>
-              <w:tabs>
-                <w:tab w:val="left" w:pos="196"/>
-                <w:tab w:val="left" w:pos="426"/>
-              </w:tabs>
-              <w:snapToGrid w:val="0"/>
-              <w:spacing w:line="240" w:lineRule="auto"/>
-              <w:jc w:val="right"/>
-              <w:rPr>
-                <w:sz w:val="18"/>
-                <w:szCs w:val="18"/>
-              </w:rPr>
-            </w:pPr>
-          </w:p>
-        </w:tc>
-        <w:tc>
-          <w:tcPr>
-            <w:tcW w:w="813" w:type="pct"/>
-            <w:vAlign w:val="center"/>
-          </w:tcPr>
-          <w:p>
-            <w:pPr>
-              <w:tabs>
-                <w:tab w:val="left" w:pos="196"/>
-                <w:tab w:val="left" w:pos="426"/>
-              </w:tabs>
-              <w:snapToGrid w:val="0"/>
-              <w:spacing w:line="240" w:lineRule="auto"/>
-              <w:jc w:val="right"/>
-              <w:rPr>
-                <w:sz w:val="18"/>
-                <w:szCs w:val="18"/>
-              </w:rPr>
-            </w:pPr>
-          </w:p>
+        <w:tc>
+          <w:tcPr>
+            <w:tcW w:type="dxa" w:w="2906"/>
+          </w:tcPr>
+          <w:p>
+            <w:r>
+              <w:t>{%tr for i in form.股东出资 %}</w:t>
+            </w:r>
+          </w:p>
+        </w:tc>
+        <w:tc>
+          <w:tcPr>
+            <w:tcW w:type="dxa" w:w="1349"/>
+          </w:tcPr>
+          <w:p/>
+        </w:tc>
+        <w:tc>
+          <w:tcPr>
+            <w:tcW w:type="dxa" w:w="1351"/>
+          </w:tcPr>
+          <w:p/>
+        </w:tc>
+        <w:tc>
+          <w:tcPr>
+            <w:tcW w:type="dxa" w:w="1349"/>
+          </w:tcPr>
+          <w:p/>
+        </w:tc>
+        <w:tc>
+          <w:tcPr>
+            <w:tcW w:type="dxa" w:w="1351"/>
+          </w:tcPr>
+          <w:p/>
         </w:tc>
       </w:tr>
       <w:tr>
@@ -1109,7 +1033,7 @@
           </w:tcPr>
           <w:p>
             <w:r>
-              <w:t>{{ sh.股东 }}</w:t>
+              <w:t>{{ i.股东 }}</w:t>
             </w:r>
           </w:p>
         </w:tc>
@@ -1119,7 +1043,7 @@
           </w:tcPr>
           <w:p>
             <w:r>
-              <w:t>{{ sh.认缴金额 }}</w:t>
+              <w:t>{{ i.认缴金额 }}</w:t>
             </w:r>
           </w:p>
         </w:tc>
@@ -1129,7 +1053,7 @@
           </w:tcPr>
           <w:p>
             <w:r>
-              <w:t>{{ sh.认缴比例 }}</w:t>
+              <w:t>{{ i.认缴比例 }}</w:t>
             </w:r>
           </w:p>
         </w:tc>
@@ -1139,7 +1063,7 @@
           </w:tcPr>
           <w:p>
             <w:r>
-              <w:t>{{ sh.实缴金额 }}</w:t>
+              <w:t>{{ i.实缴金额 }}</w:t>
             </w:r>
           </w:p>
         </w:tc>
@@ -1149,7 +1073,7 @@
           </w:tcPr>
           <w:p>
             <w:r>
-              <w:t>{{ sh.实缴比例 }}</w:t>
+              <w:t>{{ i.实缴比例 }}</w:t>
             </w:r>
           </w:p>
         </w:tc>
@@ -1221,7 +1145,22 @@
           <w:szCs w:val="21"/>
           <w:lang w:val="en-GB"/>
         </w:rPr>
-        <w:t>）股东信息</w:t>
+        <w:t>）</w:t>
+      </w:r>
+      <w:r>
+        <w:rPr>
+          <w:rFonts w:hint="eastAsia"/>
+          <w:szCs w:val="21"/>
+          <w:lang w:val="en-GB"/>
+        </w:rPr>
+        <w:t>员工</w:t>
+      </w:r>
+      <w:r>
+        <w:rPr>
+          <w:szCs w:val="21"/>
+          <w:lang w:val="en-GB"/>
+        </w:rPr>
+        <w:t>信息</w:t>
       </w:r>
     </w:p>
     <w:tbl>
@@ -1254,16 +1193,24 @@
               <w:tabs>
                 <w:tab w:val="left" w:pos="196"/>
                 <w:tab w:val="left" w:pos="426"/>
-                <w:tab w:val="left" w:pos="1134"/>
               </w:tabs>
               <w:snapToGrid w:val="0"/>
               <w:spacing w:line="240" w:lineRule="auto"/>
-              <w:rPr>
+              <w:jc w:val="center"/>
+              <w:rPr>
+                <w:b/>
+                <w:bCs/>
                 <w:sz w:val="18"/>
                 <w:szCs w:val="18"/>
               </w:rPr>
             </w:pPr>
             <w:r>
+              <w:rPr>
+                <w:b/>
+                <w:bCs/>
+                <w:sz w:val="18"/>
+                <w:szCs w:val="18"/>
+              </w:rPr>
               <w:t>序号</w:t>
             </w:r>
           </w:p>
@@ -1278,17 +1225,24 @@
               <w:tabs>
                 <w:tab w:val="left" w:pos="196"/>
                 <w:tab w:val="left" w:pos="426"/>
-                <w:tab w:val="left" w:pos="1134"/>
               </w:tabs>
               <w:snapToGrid w:val="0"/>
               <w:spacing w:line="240" w:lineRule="auto"/>
-              <w:jc w:val="left"/>
-              <w:rPr>
+              <w:jc w:val="center"/>
+              <w:rPr>
+                <w:b/>
+                <w:bCs/>
                 <w:sz w:val="18"/>
                 <w:szCs w:val="18"/>
               </w:rPr>
             </w:pPr>
             <w:r>
+              <w:rPr>
+                <w:b/>
+                <w:bCs/>
+                <w:sz w:val="18"/>
+                <w:szCs w:val="18"/>
+              </w:rPr>
               <w:t>职务</w:t>
             </w:r>
           </w:p>
@@ -1301,7 +1255,7 @@
           </w:tcPr>
           <w:p>
             <w:r>
-              <w:t>{%tr for si in form.股东信息 %}</w:t>
+              <w:t>{%tr for i in form.员工信息 %}</w:t>
             </w:r>
           </w:p>
         </w:tc>
@@ -1319,7 +1273,7 @@
           </w:tcPr>
           <w:p>
             <w:r>
-              <w:t>{{ si.序号 }}</w:t>
+              <w:t>{{ i.序号 }}</w:t>
             </w:r>
           </w:p>
         </w:tc>
@@ -1329,7 +1283,7 @@
           </w:tcPr>
           <w:p>
             <w:r>
-              <w:t>{{ si.职务 }}</w:t>
+              <w:t>{{ i.职务 }}</w:t>
             </w:r>
           </w:p>
         </w:tc>
@@ -1355,54 +1309,163 @@
     </w:tbl>
     <w:p>
       <w:pPr>
+        <w:widowControl w:val="0"/>
+        <w:adjustRightInd w:val="0"/>
+        <w:snapToGrid w:val="0"/>
+        <w:ind w:firstLineChars="200" w:firstLine="420"/>
+        <w:rPr>
+          <w:szCs w:val="21"/>
+          <w:lang w:val="en-GB"/>
+        </w:rPr>
+      </w:pPr>
+      <w:r>
+        <w:rPr>
+          <w:szCs w:val="21"/>
+          <w:lang w:val="en-GB"/>
+        </w:rPr>
+        <w:t>（</w:t>
+      </w:r>
+      <w:r>
+        <w:rPr>
+          <w:szCs w:val="21"/>
+          <w:lang w:val="en-GB"/>
+        </w:rPr>
+        <w:t>2</w:t>
+      </w:r>
+      <w:r>
+        <w:rPr>
+          <w:szCs w:val="21"/>
+          <w:lang w:val="en-GB"/>
+        </w:rPr>
+        <w:t>）</w:t>
+      </w:r>
+      <w:r>
         <w:rPr>
           <w:rFonts w:hint="eastAsia"/>
+          <w:szCs w:val="21"/>
+          <w:lang w:val="en-GB"/>
         </w:rPr>
-      </w:pPr>
-    </w:p>
-    <w:p>
-      <w:r>
-        <w:t>投资明细表</w:t>
+        <w:t>对外投资明细表</w:t>
       </w:r>
     </w:p>
     <w:tbl>
       <w:tblPr>
-        <w:tblW w:type="auto" w:w="0"/>
-        <w:tblLook w:firstColumn="1" w:firstRow="1" w:lastColumn="0" w:lastRow="0" w:noHBand="0" w:noVBand="1" w:val="04A0"/>
+        <w:tblW w:w="5000" w:type="pct"/>
+        <w:tblBorders>
+          <w:top w:val="single" w:sz="12" w:space="0" w:color="auto"/>
+          <w:bottom w:val="single" w:sz="12" w:space="0" w:color="auto"/>
+          <w:insideH w:val="dotted" w:sz="4" w:space="0" w:color="auto"/>
+          <w:insideV w:val="dotted" w:sz="4" w:space="0" w:color="auto"/>
+        </w:tblBorders>
+        <w:tblLook w:val="04A0" w:firstRow="1" w:lastRow="0" w:firstColumn="1" w:lastColumn="0" w:noHBand="0" w:noVBand="1"/>
       </w:tblPr>
       <w:tblGrid>
-        <w:gridCol w:w="2769"/>
-        <w:gridCol w:w="2769"/>
-        <w:gridCol w:w="2769"/>
+        <w:gridCol w:w="934"/>
+        <w:gridCol w:w="3686"/>
+        <w:gridCol w:w="3686"/>
       </w:tblGrid>
       <w:tr>
-        <w:tc>
-          <w:tcPr>
-            <w:tcW w:type="dxa" w:w="2769"/>
-          </w:tcPr>
-          <w:p>
-            <w:r>
+        <w:trPr>
+          <w:trHeight w:val="340"/>
+          <w:tblHeader/>
+        </w:trPr>
+        <w:tc>
+          <w:tcPr>
+            <w:tcW w:w="562" w:type="pct"/>
+            <w:vAlign w:val="center"/>
+          </w:tcPr>
+          <w:p>
+            <w:pPr>
+              <w:tabs>
+                <w:tab w:val="left" w:pos="196"/>
+                <w:tab w:val="left" w:pos="426"/>
+              </w:tabs>
+              <w:snapToGrid w:val="0"/>
+              <w:spacing w:line="240" w:lineRule="auto"/>
+              <w:jc w:val="center"/>
+              <w:rPr>
+                <w:b/>
+                <w:bCs/>
+                <w:sz w:val="18"/>
+                <w:szCs w:val="18"/>
+              </w:rPr>
+            </w:pPr>
+            <w:r>
+              <w:rPr>
+                <w:rFonts w:hint="eastAsia"/>
+                <w:b/>
+                <w:bCs/>
+                <w:sz w:val="18"/>
+                <w:szCs w:val="18"/>
+              </w:rPr>
               <w:t>项目</w:t>
             </w:r>
           </w:p>
         </w:tc>
         <w:tc>
           <w:tcPr>
-            <w:tcW w:type="dxa" w:w="2769"/>
-          </w:tcPr>
-          <w:p>
-            <w:r>
+            <w:tcW w:w="2219" w:type="pct"/>
+            <w:vAlign w:val="center"/>
+          </w:tcPr>
+          <w:p>
+            <w:pPr>
+              <w:tabs>
+                <w:tab w:val="left" w:pos="196"/>
+                <w:tab w:val="left" w:pos="426"/>
+              </w:tabs>
+              <w:snapToGrid w:val="0"/>
+              <w:spacing w:line="240" w:lineRule="auto"/>
+              <w:jc w:val="center"/>
+              <w:rPr>
+                <w:rFonts w:hint="eastAsia"/>
+                <w:b/>
+                <w:bCs/>
+                <w:sz w:val="18"/>
+                <w:szCs w:val="18"/>
+              </w:rPr>
+            </w:pPr>
+            <w:r>
+              <w:rPr>
+                <w:rFonts w:hint="eastAsia"/>
+                <w:b/>
+                <w:bCs/>
+                <w:sz w:val="18"/>
+                <w:szCs w:val="18"/>
+              </w:rPr>
               <w:t>金额</w:t>
             </w:r>
           </w:p>
         </w:tc>
         <w:tc>
           <w:tcPr>
-            <w:tcW w:type="dxa" w:w="2769"/>
-          </w:tcPr>
-          <w:p>
-            <w:r>
-              <w:t>比例</w:t>
+            <w:tcW w:w="2219" w:type="pct"/>
+          </w:tcPr>
+          <w:p>
+            <w:pPr>
+              <w:tabs>
+                <w:tab w:val="left" w:pos="196"/>
+                <w:tab w:val="left" w:pos="426"/>
+              </w:tabs>
+              <w:snapToGrid w:val="0"/>
+              <w:spacing w:line="240" w:lineRule="auto"/>
+              <w:jc w:val="center"/>
+              <w:rPr>
+                <w:rFonts w:hint="eastAsia"/>
+                <w:b/>
+                <w:bCs/>
+                <w:sz w:val="18"/>
+                <w:szCs w:val="18"/>
+              </w:rPr>
+            </w:pPr>
+            <w:r>
+              <w:rPr>
+                <w:rFonts w:hint="eastAsia"/>
+                <w:b/>
+                <w:bCs/>
+                <w:sz w:val="18"/>
+                <w:szCs w:val="18"/>
+              </w:rPr>
+              <w:t>持股比例</w:t>
             </w:r>
           </w:p>
         </w:tc>
@@ -1410,23 +1473,23 @@
       <w:tr>
         <w:tc>
           <w:tcPr>
-            <w:tcW w:type="dxa" w:w="2769"/>
-          </w:tcPr>
-          <w:p>
-            <w:r>
-              <w:t>{%tr for inv in form.投资明细 %}</w:t>
-            </w:r>
-          </w:p>
-        </w:tc>
-        <w:tc>
-          <w:tcPr>
-            <w:tcW w:type="dxa" w:w="2769"/>
+            <w:tcW w:type="dxa" w:w="934"/>
+          </w:tcPr>
+          <w:p>
+            <w:r>
+              <w:t>{%tr for i in form.投资明细 %}</w:t>
+            </w:r>
+          </w:p>
+        </w:tc>
+        <w:tc>
+          <w:tcPr>
+            <w:tcW w:type="dxa" w:w="3686"/>
           </w:tcPr>
           <w:p/>
         </w:tc>
         <w:tc>
           <w:tcPr>
-            <w:tcW w:type="dxa" w:w="2769"/>
+            <w:tcW w:type="dxa" w:w="3686"/>
           </w:tcPr>
           <w:p/>
         </w:tc>
@@ -1434,31 +1497,31 @@
       <w:tr>
         <w:tc>
           <w:tcPr>
-            <w:tcW w:type="dxa" w:w="2769"/>
-          </w:tcPr>
-          <w:p>
-            <w:r>
-              <w:t>{{ inv.项目 }}</w:t>
-            </w:r>
-          </w:p>
-        </w:tc>
-        <w:tc>
-          <w:tcPr>
-            <w:tcW w:type="dxa" w:w="2769"/>
-          </w:tcPr>
-          <w:p>
-            <w:r>
-              <w:t>{{ inv.金额 }}</w:t>
-            </w:r>
-          </w:p>
-        </w:tc>
-        <w:tc>
-          <w:tcPr>
-            <w:tcW w:type="dxa" w:w="2769"/>
-          </w:tcPr>
-          <w:p>
-            <w:r>
-              <w:t>{{ inv.比例 }}</w:t>
+            <w:tcW w:type="dxa" w:w="934"/>
+          </w:tcPr>
+          <w:p>
+            <w:r>
+              <w:t>{{ i.项目 }}</w:t>
+            </w:r>
+          </w:p>
+        </w:tc>
+        <w:tc>
+          <w:tcPr>
+            <w:tcW w:type="dxa" w:w="3686"/>
+          </w:tcPr>
+          <w:p>
+            <w:r>
+              <w:t>{{ i.金额 }}</w:t>
+            </w:r>
+          </w:p>
+        </w:tc>
+        <w:tc>
+          <w:tcPr>
+            <w:tcW w:type="dxa" w:w="3686"/>
+          </w:tcPr>
+          <w:p>
+            <w:r>
+              <w:t>{{ i.持股比例 }}</w:t>
             </w:r>
           </w:p>
         </w:tc>
@@ -1466,7 +1529,7 @@
       <w:tr>
         <w:tc>
           <w:tcPr>
-            <w:tcW w:type="dxa" w:w="2769"/>
+            <w:tcW w:type="dxa" w:w="934"/>
           </w:tcPr>
           <w:p>
             <w:r>
@@ -1476,18 +1539,19 @@
         </w:tc>
         <w:tc>
           <w:tcPr>
-            <w:tcW w:type="dxa" w:w="2769"/>
+            <w:tcW w:type="dxa" w:w="3686"/>
           </w:tcPr>
           <w:p/>
         </w:tc>
         <w:tc>
           <w:tcPr>
-            <w:tcW w:type="dxa" w:w="2769"/>
+            <w:tcW w:type="dxa" w:w="3686"/>
           </w:tcPr>
           <w:p/>
         </w:tc>
       </w:tr>
     </w:tbl>
+    <w:p/>
     <w:sectPr>
       <w:pgSz w:w="11906" w:h="16838"/>
       <w:pgMar w:top="1440" w:right="1800" w:bottom="1440" w:left="1800" w:header="851" w:footer="992" w:gutter="0"/>
@@ -3041,4 +3105,16 @@
     </a:ext>
   </a:extLst>
 </a:theme>
+</file>
+
+<file path=customXml/item1.xml><?xml version="1.0" encoding="utf-8"?>
+<b:Sources xmlns:b="http://schemas.openxmlformats.org/officeDocument/2006/bibliography" xmlns="http://schemas.openxmlformats.org/officeDocument/2006/bibliography" SelectedStyle="\APASixthEditionOfficeOnline.xsl" StyleName="APA" Version="6"/>
+</file>
+
+<file path=customXml/itemProps1.xml><?xml version="1.0" encoding="utf-8"?>
+<ds:datastoreItem xmlns:ds="http://schemas.openxmlformats.org/officeDocument/2006/customXml" ds:itemID="{D9D2BE3D-9215-4231-A160-684E50ADAC5C}">
+  <ds:schemaRefs>
+    <ds:schemaRef ds:uri="http://schemas.openxmlformats.org/officeDocument/2006/bibliography"/>
+  </ds:schemaRefs>
+</ds:datastoreItem>
 </file>
--- a/templates/报告模板.docx
+++ b/templates/报告模板.docx
@@ -1043,7 +1043,7 @@
           </w:tcPr>
           <w:p>
             <w:r>
-              <w:t>{{ i.认缴金额 }}</w:t>
+              <w:t>{{ i.认缴金额 | money }}</w:t>
             </w:r>
           </w:p>
         </w:tc>
@@ -1053,7 +1053,7 @@
           </w:tcPr>
           <w:p>
             <w:r>
-              <w:t>{{ i.认缴比例 }}</w:t>
+              <w:t>{{ i.认缴比例 | percent }}</w:t>
             </w:r>
           </w:p>
         </w:tc>
@@ -1063,7 +1063,7 @@
           </w:tcPr>
           <w:p>
             <w:r>
-              <w:t>{{ i.实缴金额 }}</w:t>
+              <w:t>{{ i.实缴金额 | money }}</w:t>
             </w:r>
           </w:p>
         </w:tc>
@@ -1073,7 +1073,7 @@
           </w:tcPr>
           <w:p>
             <w:r>
-              <w:t>{{ i.实缴比例 }}</w:t>
+              <w:t>{{ i.实缴比例 | percent }}</w:t>
             </w:r>
           </w:p>
         </w:tc>
@@ -1511,7 +1511,7 @@
           </w:tcPr>
           <w:p>
             <w:r>
-              <w:t>{{ i.金额 }}</w:t>
+              <w:t>{{ i.金额 | money }}</w:t>
             </w:r>
           </w:p>
         </w:tc>
@@ -1521,7 +1521,7 @@
           </w:tcPr>
           <w:p>
             <w:r>
-              <w:t>{{ i.持股比例 }}</w:t>
+              <w:t>{{ i.持股比例 | percent }}</w:t>
             </w:r>
           </w:p>
         </w:tc>

--- a/templates/报告模板.docx
+++ b/templates/报告模板.docx
@@ -474,7 +474,7 @@
               </w:rPr>
             </w:pPr>
             <w:r>
-              <w:t>{{ date.基本情况.注册资本 }}</w:t>
+              <w:t>{{ date.基本情况.注册资本 | num }}</w:t>
             </w:r>
           </w:p>
         </w:tc>
@@ -1163,6 +1163,11 @@
         <w:t>信息</w:t>
       </w:r>
     </w:p>
+    <w:p>
+      <w:r>
+        <w:t>{%p if date.基本情况.有职工信息 %}</w:t>
+      </w:r>
+    </w:p>
     <w:tbl>
       <w:tblPr>
         <w:tblW w:w="5000" w:type="pct"/>
@@ -1346,6 +1351,11 @@
           <w:lang w:val="en-GB"/>
         </w:rPr>
         <w:t>对外投资明细表</w:t>
+      </w:r>
+    </w:p>
+    <w:p>
+      <w:r>
+        <w:t>{%p endif %}</w:t>
       </w:r>
     </w:p>
     <w:tbl>

--- a/templates/报告模板.docx
+++ b/templates/报告模板.docx
@@ -4,12 +4,12 @@
   <w:body>
     <w:p>
       <w:r>
-        <w:t>公司名称：{{ date.全局信息.公司名 }}</w:t>
+        <w:t>公司名称：{{ 全局信息.公司名 }}</w:t>
       </w:r>
     </w:p>
     <w:p>
       <w:r>
-        <w:t>法定代表人：{{ date.基本情况.法定代表人 }}</w:t>
+        <w:t>法定代表人：{{ 基本情况.法定代表人 }}</w:t>
       </w:r>
     </w:p>
     <w:tbl>
@@ -62,7 +62,7 @@
           </w:tcPr>
           <w:p>
             <w:r>
-              <w:t>{%tr for i in form.项目列表 %}</w:t>
+              <w:t>{%tr for i in 项目列表 %}</w:t>
             </w:r>
           </w:p>
         </w:tc>
